--- a/Fiches-descriptive/Fiche-descriptive_ALERTES.docx
+++ b/Fiches-descriptive/Fiche-descriptive_ALERTES.docx
@@ -1022,16 +1022,15 @@
           <w:noProof/>
         </w:rPr>
       </w:pPr>
-      <w:bookmarkStart w:id="0" w:name="_GoBack"/>
       <w:r>
         <w:rPr>
           <w:noProof/>
         </w:rPr>
         <w:lastRenderedPageBreak/>
         <w:drawing>
-          <wp:inline distT="0" distB="0" distL="0" distR="0" wp14:anchorId="14705867" wp14:editId="34FC356B">
-            <wp:extent cx="5476875" cy="5823643"/>
-            <wp:effectExtent l="0" t="0" r="0" b="5715"/>
+          <wp:inline distT="0" distB="0" distL="0" distR="0" wp14:anchorId="4436FD39" wp14:editId="169FE9D8">
+            <wp:extent cx="5760720" cy="5422900"/>
+            <wp:effectExtent l="0" t="0" r="0" b="6350"/>
             <wp:docPr id="1" name="Image 1"/>
             <wp:cNvGraphicFramePr>
               <a:graphicFrameLocks xmlns:a="http://schemas.openxmlformats.org/drawingml/2006/main" noChangeAspect="1"/>
@@ -1052,7 +1051,7 @@
                   <pic:spPr>
                     <a:xfrm>
                       <a:off x="0" y="0"/>
-                      <a:ext cx="5506413" cy="5855051"/>
+                      <a:ext cx="5760720" cy="5422900"/>
                     </a:xfrm>
                     <a:prstGeom prst="rect">
                       <a:avLst/>
@@ -1064,6 +1063,7 @@
           </wp:inline>
         </w:drawing>
       </w:r>
+      <w:bookmarkStart w:id="0" w:name="_GoBack"/>
       <w:bookmarkEnd w:id="0"/>
     </w:p>
     <w:p>
@@ -1242,6 +1242,7 @@
                 <w:sz w:val="20"/>
                 <w:szCs w:val="20"/>
               </w:rPr>
+              <w:lastRenderedPageBreak/>
               <w:t>Scénarios</w:t>
             </w:r>
             <w:r>
@@ -1344,16 +1345,7 @@
                 <w:sz w:val="20"/>
                 <w:szCs w:val="20"/>
               </w:rPr>
-              <w:t>Le matériel existe et possède une salle.</w:t>
-            </w:r>
-            <w:r>
-              <w:rPr>
-                <w:rFonts w:ascii="Arial" w:hAnsi="Arial" w:cs="Arial"/>
-                <w:noProof/>
-                <w:sz w:val="20"/>
-                <w:szCs w:val="20"/>
-              </w:rPr>
-              <w:t xml:space="preserve"> </w:t>
+              <w:t xml:space="preserve">Le matériel existe et possède une salle. </w:t>
             </w:r>
           </w:p>
         </w:tc>
@@ -2023,10 +2015,7 @@
               </w:rPr>
             </w:pPr>
             <w:r>
-              <w:t>4.a</w:t>
-            </w:r>
-            <w:r>
-              <w:t xml:space="preserve"> </w:t>
+              <w:t xml:space="preserve">4.a </w:t>
             </w:r>
             <w:r>
               <w:t xml:space="preserve">L’utilisateur annule : </w:t>

--- a/Fiches-descriptive/Fiche-descriptive_ALERTES.docx
+++ b/Fiches-descriptive/Fiche-descriptive_ALERTES.docx
@@ -40,7 +40,7 @@
                 <w:sz w:val="28"/>
                 <w:szCs w:val="28"/>
               </w:rPr>
-              <w:t xml:space="preserve">Cas d’utilisation : </w:t>
+              <w:t>Cas d’utilisation </w:t>
             </w:r>
             <w:r>
               <w:rPr>
@@ -49,7 +49,7 @@
                 <w:sz w:val="28"/>
                 <w:szCs w:val="28"/>
               </w:rPr>
-              <w:t>ALERTE</w:t>
+              <w:t>UCX</w:t>
             </w:r>
             <w:r>
               <w:rPr>
@@ -58,7 +58,7 @@
                 <w:sz w:val="28"/>
                 <w:szCs w:val="28"/>
               </w:rPr>
-              <w:t xml:space="preserve"> </w:t>
+              <w:t xml:space="preserve">: </w:t>
             </w:r>
             <w:r>
               <w:rPr>
@@ -67,7 +67,7 @@
                 <w:sz w:val="28"/>
                 <w:szCs w:val="28"/>
               </w:rPr>
-              <w:t>–</w:t>
+              <w:t>ALERTE</w:t>
             </w:r>
             <w:r>
               <w:rPr>
@@ -77,15 +77,6 @@
                 <w:szCs w:val="28"/>
               </w:rPr>
               <w:t xml:space="preserve"> </w:t>
-            </w:r>
-            <w:r>
-              <w:rPr>
-                <w:rFonts w:ascii="Arial" w:hAnsi="Arial" w:cs="Arial"/>
-                <w:noProof/>
-                <w:sz w:val="28"/>
-                <w:szCs w:val="28"/>
-              </w:rPr>
-              <w:t>PROJET</w:t>
             </w:r>
           </w:p>
         </w:tc>
@@ -209,6 +200,15 @@
                 <w:szCs w:val="20"/>
               </w:rPr>
               <w:t>Date et version :</w:t>
+            </w:r>
+            <w:r>
+              <w:rPr>
+                <w:rFonts w:ascii="Arial" w:hAnsi="Arial" w:cs="Arial"/>
+                <w:noProof/>
+                <w:sz w:val="20"/>
+                <w:szCs w:val="20"/>
+              </w:rPr>
+              <w:t xml:space="preserve"> </w:t>
             </w:r>
           </w:p>
         </w:tc>
@@ -302,6 +302,15 @@
               </w:rPr>
               <w:t>2026</w:t>
             </w:r>
+            <w:r>
+              <w:rPr>
+                <w:rFonts w:ascii="Arial" w:hAnsi="Arial" w:cs="Arial"/>
+                <w:noProof/>
+                <w:sz w:val="20"/>
+                <w:szCs w:val="20"/>
+              </w:rPr>
+              <w:t xml:space="preserve">  v1</w:t>
+            </w:r>
           </w:p>
         </w:tc>
       </w:tr>
@@ -441,44 +450,6 @@
                 <w:szCs w:val="20"/>
               </w:rPr>
               <w:t>faire remonter le problème aux administrateurs et gestionnaires</w:t>
-            </w:r>
-          </w:p>
-          <w:p>
-            <w:pPr>
-              <w:rPr>
-                <w:rFonts w:ascii="Arial" w:hAnsi="Arial" w:cs="Arial"/>
-                <w:noProof/>
-                <w:sz w:val="20"/>
-                <w:szCs w:val="20"/>
-              </w:rPr>
-            </w:pPr>
-          </w:p>
-          <w:p>
-            <w:pPr>
-              <w:rPr>
-                <w:rFonts w:ascii="Arial" w:hAnsi="Arial" w:cs="Arial"/>
-                <w:noProof/>
-                <w:sz w:val="20"/>
-                <w:szCs w:val="20"/>
-              </w:rPr>
-            </w:pPr>
-            <w:r>
-              <w:rPr>
-                <w:rFonts w:ascii="Arial" w:hAnsi="Arial" w:cs="Arial"/>
-                <w:noProof/>
-                <w:sz w:val="20"/>
-                <w:szCs w:val="20"/>
-              </w:rPr>
-              <w:t xml:space="preserve">Acteur(s) secondaires : </w:t>
-            </w:r>
-            <w:r>
-              <w:rPr>
-                <w:rFonts w:ascii="Arial" w:hAnsi="Arial" w:cs="Arial"/>
-                <w:noProof/>
-                <w:sz w:val="20"/>
-                <w:szCs w:val="20"/>
-              </w:rPr>
-              <w:t>formateur</w:t>
             </w:r>
           </w:p>
         </w:tc>
@@ -962,7 +933,7 @@
                 <w:sz w:val="20"/>
                 <w:szCs w:val="20"/>
               </w:rPr>
-              <w:t>La popup est accessible depuis l’accueil, une salle ou la fiche d’un matériel.</w:t>
+              <w:t>La popup est accessible depuis l’accueil</w:t>
             </w:r>
           </w:p>
           <w:p>
@@ -1063,8 +1034,6 @@
           </wp:inline>
         </w:drawing>
       </w:r>
-      <w:bookmarkStart w:id="0" w:name="_GoBack"/>
-      <w:bookmarkEnd w:id="0"/>
     </w:p>
     <w:p>
       <w:pPr>
@@ -2161,8 +2130,19 @@
                 <w:sz w:val="20"/>
                 <w:szCs w:val="20"/>
               </w:rPr>
-              <w:t>5.a La description est invalide : le système demande une description de 3 à 150 caractères</w:t>
-            </w:r>
+              <w:t>5.a La description est invalide : le système demande une description 150 caractères</w:t>
+            </w:r>
+            <w:r>
+              <w:rPr>
+                <w:rFonts w:ascii="Arial" w:hAnsi="Arial" w:cs="Arial"/>
+                <w:noProof/>
+                <w:sz w:val="20"/>
+                <w:szCs w:val="20"/>
+              </w:rPr>
+              <w:t xml:space="preserve"> max</w:t>
+            </w:r>
+            <w:bookmarkStart w:id="0" w:name="_GoBack"/>
+            <w:bookmarkEnd w:id="0"/>
           </w:p>
         </w:tc>
       </w:tr>
